--- a/CIW Submission Rules.docx
+++ b/CIW Submission Rules.docx
@@ -257,7 +257,47 @@
           <w:sz w:val="24"/>
           <w:szCs w:val="24"/>
         </w:rPr>
-        <w:t>your first name + last name combined, no spaces or hyphens</w:t>
+        <w:t xml:space="preserve">your </w:t>
+      </w:r>
+      <w:r>
+        <w:rPr>
+          <w:rFonts w:ascii="Arial" w:eastAsia="Times New Roman" w:hAnsi="Arial" w:cs="Times New Roman"/>
+          <w:b/>
+          <w:bCs/>
+          <w:sz w:val="24"/>
+          <w:szCs w:val="24"/>
+        </w:rPr>
+        <w:t>last</w:t>
+      </w:r>
+      <w:r>
+        <w:rPr>
+          <w:rFonts w:ascii="Arial" w:eastAsia="Times New Roman" w:hAnsi="Arial" w:cs="Times New Roman"/>
+          <w:b/>
+          <w:bCs/>
+          <w:sz w:val="24"/>
+          <w:szCs w:val="24"/>
+        </w:rPr>
+        <w:t xml:space="preserve"> name + </w:t>
+      </w:r>
+      <w:r>
+        <w:rPr>
+          <w:rFonts w:ascii="Arial" w:eastAsia="Times New Roman" w:hAnsi="Arial" w:cs="Times New Roman"/>
+          <w:b/>
+          <w:bCs/>
+          <w:sz w:val="24"/>
+          <w:szCs w:val="24"/>
+        </w:rPr>
+        <w:t>first</w:t>
+      </w:r>
+      <w:r>
+        <w:rPr>
+          <w:rFonts w:ascii="Arial" w:eastAsia="Times New Roman" w:hAnsi="Arial" w:cs="Times New Roman"/>
+          <w:b/>
+          <w:bCs/>
+          <w:sz w:val="24"/>
+          <w:szCs w:val="24"/>
+        </w:rPr>
+        <w:t xml:space="preserve"> name combined, no spaces or hyphens</w:t>
       </w:r>
       <w:r>
         <w:rPr>
@@ -388,8 +428,18 @@
           <w:sz w:val="20"/>
           <w:szCs w:val="20"/>
         </w:rPr>
-        <w:t>JohnJingleheimerSchmidt</w:t>
-      </w:r>
+        <w:t>JingleheimerSchmidt</w:t>
+      </w:r>
+      <w:r>
+        <w:rPr>
+          <w:rFonts w:ascii="Courier New" w:eastAsia="Times New Roman" w:hAnsi="Courier New" w:cs="Courier New"/>
+          <w:sz w:val="20"/>
+          <w:szCs w:val="20"/>
+        </w:rPr>
+        <w:t>John</w:t>
+      </w:r>
+      <w:bookmarkStart w:id="0" w:name="_GoBack"/>
+      <w:bookmarkEnd w:id="0"/>
       <w:proofErr w:type="spellEnd"/>
     </w:p>
     <w:p>
@@ -1765,8 +1815,6 @@
         </w:rPr>
         <w:t>Code correctness</w:t>
       </w:r>
-      <w:bookmarkStart w:id="0" w:name="_GoBack"/>
-      <w:bookmarkEnd w:id="0"/>
     </w:p>
     <w:p>
       <w:pPr>
